--- a/AucFan_取扱説明書.docx
+++ b/AucFan_取扱説明書.docx
@@ -4176,6 +4176,38 @@
           <w:p>
             <w:r>
               <w:t>pHash 類似度閾値（0=完全一致、大きいほど緩く判定）</w:t>
+            </w:r>
+          </w:p>
+        </w:tc>
+      </w:tr>
+      <w:tr>
+        <w:tc>
+          <w:tcPr>
+            <w:tcW w:type="dxa" w:w="3230"/>
+          </w:tcPr>
+          <w:p>
+            <w:r>
+              <w:t>MAX_PHASH_ITEMS</w:t>
+            </w:r>
+          </w:p>
+        </w:tc>
+        <w:tc>
+          <w:tcPr>
+            <w:tcW w:type="dxa" w:w="3230"/>
+          </w:tcPr>
+          <w:p>
+            <w:r>
+              <w:t>15000</w:t>
+            </w:r>
+          </w:p>
+        </w:tc>
+        <w:tc>
+          <w:tcPr>
+            <w:tcW w:type="dxa" w:w="3230"/>
+          </w:tcPr>
+          <w:p>
+            <w:r>
+              <w:t xml:space="preserve">pHash グループ化の件数上限。超えると自動スキップ。ターミナルに 『pHash スキップ』 と表示される（セラー数が多いと発動しやすい）</w:t>
             </w:r>
           </w:p>
         </w:tc>
@@ -5301,6 +5333,28 @@
         <w:t>A: AucFan 側のレート制限またはログインセッション切れの可能性があります。Chrome で AucFan を開いて状態を確認し、再ログイン後に再実行してください。</w:t>
       </w:r>
     </w:p>
+    <w:p>
+      <w:pPr>
+        <w:ind w:left="397"/>
+      </w:pPr>
+      <w:r>
+        <w:rPr>
+          <w:b/>
+        </w:rPr>
+        <w:t>Q: pHash グループ化で数時間フリーズしてしまう（ターミナルが止まる）</w:t>
+      </w:r>
+    </w:p>
+    <w:p>
+      <w:pPr>
+        <w:ind w:left="397"/>
+      </w:pPr>
+      <w:r>
+        <w:rPr>
+          <w:b w:val="0"/>
+        </w:rPr>
+        <w:t xml:space="preserve">A: セラーリサーチでセラー数が多いと合計件数が数万件になり、pHash の比較回数が爆発的に増えてフリーズします（例: 20 セラー × 2,500 件 = 50,000 件、約 12.5 億回比較）。対処法: Ctrl+C でアプリを停止 → .env に MAX_PHASH_ITEMS=15000 を追加して再起動。上限を超えた場合はターミナルに「pHash スキップ: X 件 &gt; 上限 15,000 件」と表示されて自動的に次の処理へ進みます。</w:t>
+      </w:r>
+    </w:p>
     <w:p/>
     <w:p>
       <w:r>
@@ -6355,6 +6409,41 @@
           <w:p>
             <w:r>
               <w:t>pHash 類似度閾値</w:t>
+            </w:r>
+          </w:p>
+        </w:tc>
+      </w:tr>
+      <w:tr>
+        <w:tc>
+          <w:tcPr>
+            <w:tcW w:type="dxa" w:w="3230"/>
+            <w:shd w:val="clear" w:color="auto" w:fill="F2F7FC"/>
+          </w:tcPr>
+          <w:p>
+            <w:r>
+              <w:t>MAX_PHASH_ITEMS</w:t>
+            </w:r>
+          </w:p>
+        </w:tc>
+        <w:tc>
+          <w:tcPr>
+            <w:tcW w:type="dxa" w:w="3230"/>
+            <w:shd w:val="clear" w:color="auto" w:fill="F2F7FC"/>
+          </w:tcPr>
+          <w:p>
+            <w:r>
+              <w:t>15000</w:t>
+            </w:r>
+          </w:p>
+        </w:tc>
+        <w:tc>
+          <w:tcPr>
+            <w:tcW w:type="dxa" w:w="3230"/>
+            <w:shd w:val="clear" w:color="auto" w:fill="F2F7FC"/>
+          </w:tcPr>
+          <w:p>
+            <w:r>
+              <w:t>pHash 件数上限（超えたら自動スキップ）</w:t>
             </w:r>
           </w:p>
         </w:tc>

--- a/AucFan_取扱説明書.docx
+++ b/AucFan_取扱説明書.docx
@@ -1636,7 +1636,7 @@
         <w:rPr>
           <w:b w:val="0"/>
         </w:rPr>
-        <w:t>STEP 1 パネル下部の「セッション履歴」に過去のスクレイピング結果が保存されます。クリックすると以前の結果を再表示できます。</w:t>
+        <w:t>STEP 1 パネル下部の「セッション履歴」に過去のスクレイピング結果が保存されます。クリックすると以前の結果を再表示できます。セッションを削除するとデータフォルダが削除され、一覧からも自動的に消えます。データファイルが存在しない空フォルダは一覧に表示されません。</w:t>
       </w:r>
     </w:p>
     <w:p>
@@ -2573,7 +2573,7 @@
         <w:rPr>
           <w:b w:val="0"/>
         </w:rPr>
-        <w:t>STEP 2 パネル下部の「過去のセラーリサーチ履歴」から以前の結果を再表示できます。複数セラーのデータを比較する際に便利です。</w:t>
+        <w:t>STEP 2 パネル下部の「過去のセラーリサーチ履歴」から以前の結果を再表示できます。複数セラーのデータを比較する際に便利です。セッションを削除するとデータフォルダが削除され、一覧からも自動的に消えます。progress.json・results.csv・items.json のいずれも存在しない空フォルダは「0件 unknown」で表示されず、一覧に出てきません。</w:t>
       </w:r>
     </w:p>
     <w:p/>
@@ -5353,6 +5353,28 @@
           <w:b w:val="0"/>
         </w:rPr>
         <w:t xml:space="preserve">A: セラーリサーチでセラー数が多いと合計件数が数万件になり、pHash の比較回数が爆発的に増えてフリーズします（例: 20 セラー × 2,500 件 = 50,000 件、約 12.5 億回比較）。対処法: Ctrl+C でアプリを停止 → .env に MAX_PHASH_ITEMS=15000 を追加して再起動。上限を超えた場合はターミナルに「pHash スキップ: X 件 &gt; 上限 15,000 件」と表示されて自動的に次の処理へ進みます。</w:t>
+      </w:r>
+    </w:p>
+    <w:p>
+      <w:pPr>
+        <w:ind w:left="397"/>
+      </w:pPr>
+      <w:r>
+        <w:rPr>
+          <w:b/>
+        </w:rPr>
+        <w:t>Q: セラー分析を削除したのに「0件 unknown」でリストから消えない</w:t>
+      </w:r>
+    </w:p>
+    <w:p>
+      <w:pPr>
+        <w:ind w:left="397"/>
+      </w:pPr>
+      <w:r>
+        <w:rPr>
+          <w:b w:val="0"/>
+        </w:rPr>
+        <w:t xml:space="preserve">A: 削除後に Google Drive の同期タイミングなどで空フォルダが残ると、データなし状態で一覧に表示されることがありました。現在は progress.json・results.csv・items.json のいずれも存在しないフォルダはリストに表示しないよう修正済みです。それでも残る場合は「リサーチ結果」フォルダを Finder で開き、該当フォルダを手動で削除してください。</w:t>
       </w:r>
     </w:p>
     <w:p/>
